--- a/CS SEMINAR/New folder/OPTICS.docx
+++ b/CS SEMINAR/New folder/OPTICS.docx
@@ -26,48 +26,6 @@
         </w:rPr>
         <w:t>OPTICAL FREE SPACE COMMUNICATION</w:t>
       </w:r>
-    </w:p>
-    <w:p>
-      <w:pPr>
-        <w:spacing w:after="0"/>
-        <w:jc w:val="center"/>
-        <w:rPr>
-          <w:rFonts w:ascii="Times New Roman" w:hAnsi="Times New Roman" w:cs="Times New Roman"/>
-          <w:b/>
-          <w:caps/>
-          <w:color w:val="auto"/>
-          <w:sz w:val="24"/>
-          <w:szCs w:val="24"/>
-        </w:rPr>
-      </w:pPr>
-    </w:p>
-    <w:p>
-      <w:pPr>
-        <w:spacing w:after="0"/>
-        <w:jc w:val="center"/>
-        <w:rPr>
-          <w:rFonts w:ascii="Times New Roman" w:hAnsi="Times New Roman" w:cs="Times New Roman"/>
-          <w:b/>
-          <w:caps/>
-          <w:color w:val="auto"/>
-          <w:sz w:val="24"/>
-          <w:szCs w:val="24"/>
-        </w:rPr>
-      </w:pPr>
-    </w:p>
-    <w:p>
-      <w:pPr>
-        <w:spacing w:after="0"/>
-        <w:jc w:val="center"/>
-        <w:rPr>
-          <w:rFonts w:ascii="Times New Roman" w:hAnsi="Times New Roman" w:cs="Times New Roman"/>
-          <w:b/>
-          <w:caps/>
-          <w:color w:val="auto"/>
-          <w:sz w:val="24"/>
-          <w:szCs w:val="24"/>
-        </w:rPr>
-      </w:pPr>
     </w:p>
     <w:p>
       <w:pPr>
@@ -1059,7 +1017,6 @@
     <w:p>
       <w:pPr>
         <w:spacing w:after="0" w:line="240" w:lineRule="auto"/>
-        <w:ind w:left="17"/>
         <w:jc w:val="center"/>
         <w:rPr>
           <w:rFonts w:ascii="Times New Roman" w:hAnsi="Times New Roman" w:cs="Times New Roman"/>
@@ -1069,6 +1026,100 @@
           <w:szCs w:val="24"/>
         </w:rPr>
       </w:pPr>
+    </w:p>
+    <w:p>
+      <w:pPr>
+        <w:spacing w:after="0"/>
+        <w:jc w:val="center"/>
+        <w:rPr>
+          <w:rFonts w:ascii="Times New Roman" w:hAnsi="Times New Roman" w:cs="Times New Roman"/>
+          <w:b/>
+          <w:caps/>
+          <w:color w:val="auto"/>
+          <w:sz w:val="24"/>
+          <w:szCs w:val="24"/>
+        </w:rPr>
+      </w:pPr>
+      <w:r>
+        <w:rPr>
+          <w:rFonts w:ascii="Times New Roman" w:hAnsi="Times New Roman" w:cs="Times New Roman"/>
+          <w:b/>
+          <w:caps/>
+          <w:color w:val="auto"/>
+          <w:sz w:val="24"/>
+          <w:szCs w:val="24"/>
+        </w:rPr>
+        <w:t xml:space="preserve">SILAS ISUWA </w:t>
+      </w:r>
+    </w:p>
+    <w:p>
+      <w:pPr>
+        <w:spacing w:after="0"/>
+        <w:jc w:val="center"/>
+        <w:rPr>
+          <w:rFonts w:ascii="Times New Roman" w:hAnsi="Times New Roman" w:cs="Times New Roman"/>
+          <w:b/>
+          <w:caps/>
+          <w:color w:val="auto"/>
+          <w:sz w:val="24"/>
+          <w:szCs w:val="24"/>
+        </w:rPr>
+      </w:pPr>
+      <w:r>
+        <w:rPr>
+          <w:rFonts w:ascii="Times New Roman" w:hAnsi="Times New Roman" w:cs="Times New Roman"/>
+          <w:b/>
+          <w:caps/>
+          <w:color w:val="auto"/>
+          <w:sz w:val="24"/>
+          <w:szCs w:val="24"/>
+        </w:rPr>
+        <w:t>(</w:t>
+      </w:r>
+      <w:r>
+        <w:rPr>
+          <w:rFonts w:ascii="Times New Roman" w:hAnsi="Times New Roman" w:cs="Times New Roman"/>
+          <w:b/>
+          <w:caps/>
+          <w:color w:val="auto"/>
+          <w:sz w:val="24"/>
+          <w:szCs w:val="24"/>
+        </w:rPr>
+        <w:t>st/cs/nd/21/0</w:t>
+      </w:r>
+      <w:r>
+        <w:rPr>
+          <w:rFonts w:ascii="Times New Roman" w:hAnsi="Times New Roman" w:cs="Times New Roman"/>
+          <w:b/>
+          <w:caps/>
+          <w:color w:val="auto"/>
+          <w:sz w:val="24"/>
+          <w:szCs w:val="24"/>
+        </w:rPr>
+        <w:t>9</w:t>
+      </w:r>
+      <w:r>
+        <w:rPr>
+          <w:rFonts w:ascii="Times New Roman" w:hAnsi="Times New Roman" w:cs="Times New Roman"/>
+          <w:b/>
+          <w:caps/>
+          <w:color w:val="auto"/>
+          <w:sz w:val="24"/>
+          <w:szCs w:val="24"/>
+        </w:rPr>
+        <w:t>7</w:t>
+      </w:r>
+      <w:r>
+        <w:rPr>
+          <w:rFonts w:ascii="Times New Roman" w:hAnsi="Times New Roman" w:cs="Times New Roman"/>
+          <w:b/>
+          <w:caps/>
+          <w:color w:val="auto"/>
+          <w:sz w:val="24"/>
+          <w:szCs w:val="24"/>
+        </w:rPr>
+        <w:t>)</w:t>
+      </w:r>
     </w:p>
     <w:p>
       <w:pPr>
@@ -1087,6 +1138,7 @@
     <w:p>
       <w:pPr>
         <w:spacing w:after="0" w:line="240" w:lineRule="auto"/>
+        <w:ind w:left="17"/>
         <w:jc w:val="center"/>
         <w:rPr>
           <w:rFonts w:ascii="Times New Roman" w:hAnsi="Times New Roman" w:cs="Times New Roman"/>
@@ -1096,100 +1148,6 @@
           <w:szCs w:val="24"/>
         </w:rPr>
       </w:pPr>
-    </w:p>
-    <w:p>
-      <w:pPr>
-        <w:spacing w:after="0"/>
-        <w:jc w:val="center"/>
-        <w:rPr>
-          <w:rFonts w:ascii="Times New Roman" w:hAnsi="Times New Roman" w:cs="Times New Roman"/>
-          <w:b/>
-          <w:caps/>
-          <w:color w:val="auto"/>
-          <w:sz w:val="24"/>
-          <w:szCs w:val="24"/>
-        </w:rPr>
-      </w:pPr>
-      <w:r>
-        <w:rPr>
-          <w:rFonts w:ascii="Times New Roman" w:hAnsi="Times New Roman" w:cs="Times New Roman"/>
-          <w:b/>
-          <w:caps/>
-          <w:color w:val="auto"/>
-          <w:sz w:val="24"/>
-          <w:szCs w:val="24"/>
-        </w:rPr>
-        <w:t xml:space="preserve">SILAS ISUWA </w:t>
-      </w:r>
-    </w:p>
-    <w:p>
-      <w:pPr>
-        <w:spacing w:after="0"/>
-        <w:jc w:val="center"/>
-        <w:rPr>
-          <w:rFonts w:ascii="Times New Roman" w:hAnsi="Times New Roman" w:cs="Times New Roman"/>
-          <w:b/>
-          <w:caps/>
-          <w:color w:val="auto"/>
-          <w:sz w:val="24"/>
-          <w:szCs w:val="24"/>
-        </w:rPr>
-      </w:pPr>
-      <w:r>
-        <w:rPr>
-          <w:rFonts w:ascii="Times New Roman" w:hAnsi="Times New Roman" w:cs="Times New Roman"/>
-          <w:b/>
-          <w:caps/>
-          <w:color w:val="auto"/>
-          <w:sz w:val="24"/>
-          <w:szCs w:val="24"/>
-        </w:rPr>
-        <w:t>(</w:t>
-      </w:r>
-      <w:r>
-        <w:rPr>
-          <w:rFonts w:ascii="Times New Roman" w:hAnsi="Times New Roman" w:cs="Times New Roman"/>
-          <w:b/>
-          <w:caps/>
-          <w:color w:val="auto"/>
-          <w:sz w:val="24"/>
-          <w:szCs w:val="24"/>
-        </w:rPr>
-        <w:t>st/cs/nd/21/0</w:t>
-      </w:r>
-      <w:r>
-        <w:rPr>
-          <w:rFonts w:ascii="Times New Roman" w:hAnsi="Times New Roman" w:cs="Times New Roman"/>
-          <w:b/>
-          <w:caps/>
-          <w:color w:val="auto"/>
-          <w:sz w:val="24"/>
-          <w:szCs w:val="24"/>
-        </w:rPr>
-        <w:t>9</w:t>
-      </w:r>
-      <w:r>
-        <w:rPr>
-          <w:rFonts w:ascii="Times New Roman" w:hAnsi="Times New Roman" w:cs="Times New Roman"/>
-          <w:b/>
-          <w:caps/>
-          <w:color w:val="auto"/>
-          <w:sz w:val="24"/>
-          <w:szCs w:val="24"/>
-        </w:rPr>
-        <w:t>7</w:t>
-      </w:r>
-      <w:r>
-        <w:rPr>
-          <w:rFonts w:ascii="Times New Roman" w:hAnsi="Times New Roman" w:cs="Times New Roman"/>
-          <w:b/>
-          <w:caps/>
-          <w:color w:val="auto"/>
-          <w:sz w:val="24"/>
-          <w:szCs w:val="24"/>
-        </w:rPr>
-        <w:t>)</w:t>
-      </w:r>
     </w:p>
     <w:p>
       <w:pPr>
@@ -1240,7 +1198,6 @@
         <w:jc w:val="center"/>
         <w:rPr>
           <w:rFonts w:ascii="Times New Roman" w:hAnsi="Times New Roman" w:cs="Times New Roman"/>
-          <w:b/>
           <w:color w:val="1A1A1A" w:themeColor="background1" w:themeShade="1A"/>
           <w:sz w:val="24"/>
           <w:szCs w:val="24"/>
@@ -1268,6 +1225,7 @@
         <w:jc w:val="center"/>
         <w:rPr>
           <w:rFonts w:ascii="Times New Roman" w:hAnsi="Times New Roman" w:cs="Times New Roman"/>
+          <w:b/>
           <w:color w:val="1A1A1A" w:themeColor="background1" w:themeShade="1A"/>
           <w:sz w:val="24"/>
           <w:szCs w:val="24"/>
@@ -1301,6 +1259,86 @@
           <w:szCs w:val="24"/>
         </w:rPr>
       </w:pPr>
+      <w:r>
+        <w:rPr>
+          <w:rFonts w:ascii="Times New Roman" w:hAnsi="Times New Roman" w:cs="Times New Roman"/>
+          <w:b/>
+          <w:color w:val="1A1A1A" w:themeColor="background1" w:themeShade="1A"/>
+          <w:sz w:val="24"/>
+          <w:szCs w:val="24"/>
+        </w:rPr>
+        <w:t>A SEMINAR PRESENTED TO THE DEPARTMENT OF COMPUTER SCIENCE, SCHOOL OF SCIENCE AND TECHNOLOGY, FEDERAL POLYTECHNIC MUBI, ADAMAWA STATE, NIGERIA</w:t>
+      </w:r>
+    </w:p>
+    <w:p>
+      <w:pPr>
+        <w:spacing w:after="0" w:line="240" w:lineRule="auto"/>
+        <w:ind w:left="17" w:firstLineChars="200" w:firstLine="482"/>
+        <w:jc w:val="center"/>
+        <w:rPr>
+          <w:rFonts w:ascii="Times New Roman" w:hAnsi="Times New Roman" w:cs="Times New Roman"/>
+          <w:b/>
+          <w:color w:val="1A1A1A" w:themeColor="background1" w:themeShade="1A"/>
+          <w:sz w:val="24"/>
+          <w:szCs w:val="24"/>
+        </w:rPr>
+      </w:pPr>
+    </w:p>
+    <w:p>
+      <w:pPr>
+        <w:spacing w:after="0" w:line="240" w:lineRule="auto"/>
+        <w:ind w:left="17" w:firstLineChars="200" w:firstLine="482"/>
+        <w:jc w:val="center"/>
+        <w:rPr>
+          <w:rFonts w:ascii="Times New Roman" w:hAnsi="Times New Roman" w:cs="Times New Roman"/>
+          <w:b/>
+          <w:color w:val="1A1A1A" w:themeColor="background1" w:themeShade="1A"/>
+          <w:sz w:val="24"/>
+          <w:szCs w:val="24"/>
+        </w:rPr>
+      </w:pPr>
+    </w:p>
+    <w:p>
+      <w:pPr>
+        <w:spacing w:after="0" w:line="240" w:lineRule="auto"/>
+        <w:ind w:left="17" w:firstLineChars="200" w:firstLine="482"/>
+        <w:jc w:val="center"/>
+        <w:rPr>
+          <w:rFonts w:ascii="Times New Roman" w:hAnsi="Times New Roman" w:cs="Times New Roman"/>
+          <w:b/>
+          <w:color w:val="1A1A1A" w:themeColor="background1" w:themeShade="1A"/>
+          <w:sz w:val="24"/>
+          <w:szCs w:val="24"/>
+        </w:rPr>
+      </w:pPr>
+    </w:p>
+    <w:p>
+      <w:pPr>
+        <w:spacing w:after="0" w:line="240" w:lineRule="auto"/>
+        <w:ind w:left="17" w:firstLineChars="200" w:firstLine="482"/>
+        <w:jc w:val="center"/>
+        <w:rPr>
+          <w:rFonts w:ascii="Times New Roman" w:hAnsi="Times New Roman" w:cs="Times New Roman"/>
+          <w:b/>
+          <w:color w:val="1A1A1A" w:themeColor="background1" w:themeShade="1A"/>
+          <w:sz w:val="24"/>
+          <w:szCs w:val="24"/>
+        </w:rPr>
+      </w:pPr>
+    </w:p>
+    <w:p>
+      <w:pPr>
+        <w:spacing w:after="0" w:line="240" w:lineRule="auto"/>
+        <w:ind w:left="17" w:firstLineChars="200" w:firstLine="482"/>
+        <w:jc w:val="center"/>
+        <w:rPr>
+          <w:rFonts w:ascii="Times New Roman" w:hAnsi="Times New Roman" w:cs="Times New Roman"/>
+          <w:b/>
+          <w:color w:val="1A1A1A" w:themeColor="background1" w:themeShade="1A"/>
+          <w:sz w:val="24"/>
+          <w:szCs w:val="24"/>
+        </w:rPr>
+      </w:pPr>
     </w:p>
     <w:p>
       <w:pPr>
@@ -1315,114 +1353,6 @@
           <w:szCs w:val="24"/>
         </w:rPr>
       </w:pPr>
-    </w:p>
-    <w:p>
-      <w:pPr>
-        <w:spacing w:after="0" w:line="240" w:lineRule="auto"/>
-        <w:ind w:left="17"/>
-        <w:jc w:val="center"/>
-        <w:rPr>
-          <w:rFonts w:ascii="Times New Roman" w:hAnsi="Times New Roman" w:cs="Times New Roman"/>
-          <w:b/>
-          <w:color w:val="1A1A1A" w:themeColor="background1" w:themeShade="1A"/>
-          <w:sz w:val="24"/>
-          <w:szCs w:val="24"/>
-        </w:rPr>
-      </w:pPr>
-      <w:r>
-        <w:rPr>
-          <w:rFonts w:ascii="Times New Roman" w:hAnsi="Times New Roman" w:cs="Times New Roman"/>
-          <w:b/>
-          <w:color w:val="1A1A1A" w:themeColor="background1" w:themeShade="1A"/>
-          <w:sz w:val="24"/>
-          <w:szCs w:val="24"/>
-        </w:rPr>
-        <w:t>A SEMINAR PRESENTED TO THE DEPARTMENT OF COMPUTER SCIENCE, SCHOOL OF SCIENCE AND TECHNOLOGY, FEDERAL POLYTECHNIC MUBI, ADAMAWA STATE, NIGERIA</w:t>
-      </w:r>
-    </w:p>
-    <w:p>
-      <w:pPr>
-        <w:spacing w:after="0" w:line="240" w:lineRule="auto"/>
-        <w:ind w:left="17" w:firstLineChars="200" w:firstLine="482"/>
-        <w:jc w:val="center"/>
-        <w:rPr>
-          <w:rFonts w:ascii="Times New Roman" w:hAnsi="Times New Roman" w:cs="Times New Roman"/>
-          <w:b/>
-          <w:color w:val="1A1A1A" w:themeColor="background1" w:themeShade="1A"/>
-          <w:sz w:val="24"/>
-          <w:szCs w:val="24"/>
-        </w:rPr>
-      </w:pPr>
-    </w:p>
-    <w:p>
-      <w:pPr>
-        <w:spacing w:after="0" w:line="240" w:lineRule="auto"/>
-        <w:ind w:left="17" w:firstLineChars="200" w:firstLine="482"/>
-        <w:jc w:val="center"/>
-        <w:rPr>
-          <w:rFonts w:ascii="Times New Roman" w:hAnsi="Times New Roman" w:cs="Times New Roman"/>
-          <w:b/>
-          <w:color w:val="1A1A1A" w:themeColor="background1" w:themeShade="1A"/>
-          <w:sz w:val="24"/>
-          <w:szCs w:val="24"/>
-        </w:rPr>
-      </w:pPr>
-    </w:p>
-    <w:p>
-      <w:pPr>
-        <w:spacing w:after="0" w:line="240" w:lineRule="auto"/>
-        <w:ind w:left="17" w:firstLineChars="200" w:firstLine="482"/>
-        <w:jc w:val="center"/>
-        <w:rPr>
-          <w:rFonts w:ascii="Times New Roman" w:hAnsi="Times New Roman" w:cs="Times New Roman"/>
-          <w:b/>
-          <w:color w:val="1A1A1A" w:themeColor="background1" w:themeShade="1A"/>
-          <w:sz w:val="24"/>
-          <w:szCs w:val="24"/>
-        </w:rPr>
-      </w:pPr>
-    </w:p>
-    <w:p>
-      <w:pPr>
-        <w:spacing w:after="0" w:line="240" w:lineRule="auto"/>
-        <w:ind w:left="17" w:firstLineChars="200" w:firstLine="482"/>
-        <w:jc w:val="center"/>
-        <w:rPr>
-          <w:rFonts w:ascii="Times New Roman" w:hAnsi="Times New Roman" w:cs="Times New Roman"/>
-          <w:b/>
-          <w:color w:val="1A1A1A" w:themeColor="background1" w:themeShade="1A"/>
-          <w:sz w:val="24"/>
-          <w:szCs w:val="24"/>
-        </w:rPr>
-      </w:pPr>
-    </w:p>
-    <w:p>
-      <w:pPr>
-        <w:spacing w:after="0" w:line="240" w:lineRule="auto"/>
-        <w:ind w:left="17" w:firstLineChars="200" w:firstLine="482"/>
-        <w:jc w:val="center"/>
-        <w:rPr>
-          <w:rFonts w:ascii="Times New Roman" w:hAnsi="Times New Roman" w:cs="Times New Roman"/>
-          <w:b/>
-          <w:color w:val="1A1A1A" w:themeColor="background1" w:themeShade="1A"/>
-          <w:sz w:val="24"/>
-          <w:szCs w:val="24"/>
-        </w:rPr>
-      </w:pPr>
-    </w:p>
-    <w:p>
-      <w:pPr>
-        <w:spacing w:after="0" w:line="240" w:lineRule="auto"/>
-        <w:ind w:left="17"/>
-        <w:jc w:val="center"/>
-        <w:rPr>
-          <w:rFonts w:ascii="Times New Roman" w:hAnsi="Times New Roman" w:cs="Times New Roman"/>
-          <w:b/>
-          <w:color w:val="1A1A1A" w:themeColor="background1" w:themeShade="1A"/>
-          <w:sz w:val="24"/>
-          <w:szCs w:val="24"/>
-        </w:rPr>
-      </w:pPr>
       <w:r>
         <w:rPr>
           <w:rFonts w:ascii="Times New Roman" w:hAnsi="Times New Roman" w:cs="Times New Roman"/>
@@ -1561,7 +1491,25 @@
           <w:sz w:val="24"/>
           <w:szCs w:val="24"/>
         </w:rPr>
-        <w:t xml:space="preserve">This paper presents a comprehensive survey on various challenges faced by Optical Free Space communication system for both terrestrial and space links. In recent years, free space optical (FSO) communication has gained significant importance owing to its unique features: large bandwidth, license free spectrum, high data rate, easy and quick </w:t>
+        <w:t xml:space="preserve">This </w:t>
+      </w:r>
+      <w:r>
+        <w:rPr>
+          <w:rFonts w:ascii="Times New Roman" w:hAnsi="Times New Roman" w:cs="Times New Roman"/>
+          <w:i/>
+          <w:sz w:val="24"/>
+          <w:szCs w:val="24"/>
+        </w:rPr>
+        <w:t>seminar</w:t>
+      </w:r>
+      <w:r>
+        <w:rPr>
+          <w:rFonts w:ascii="Times New Roman" w:hAnsi="Times New Roman" w:cs="Times New Roman"/>
+          <w:i/>
+          <w:sz w:val="24"/>
+          <w:szCs w:val="24"/>
+        </w:rPr>
+        <w:t xml:space="preserve"> presents a comprehensive survey on various challenges faced by Optical Free Space communication system for both terrestrial and space links. In recent years, free space optical (FSO) communication has gained significant importance owing to its unique features: large bandwidth, license free spectrum, high data rate, easy and quick </w:t>
       </w:r>
       <w:proofErr w:type="spellStart"/>
       <w:r>
@@ -1581,21 +1529,99 @@
           <w:sz w:val="24"/>
           <w:szCs w:val="24"/>
         </w:rPr>
-        <w:t>, less power and low mass requirement. It will provide details of various performance mitigation techniques in order to have high link availability and reliability of FSO system. The first part of the paper focus on various types of impairments that poses a serious challenge to the performance of FSO system for both terrestrial and space links. It also presents a recently developed technique in FSO system using orbital angular momentum to combat the effect of atmospheric turbulence.</w:t>
-      </w:r>
-    </w:p>
-    <w:p>
-      <w:pPr>
-        <w:spacing w:before="240" w:after="0" w:line="360" w:lineRule="auto"/>
-        <w:ind w:left="-15" w:right="36" w:firstLine="0"/>
+        <w:t xml:space="preserve">, less power and low mass requirement. It will provide details of various performance mitigation techniques in order to have high link availability and reliability of FSO system. The first part of the </w:t>
+      </w:r>
+      <w:r>
         <w:rPr>
           <w:rFonts w:ascii="Times New Roman" w:hAnsi="Times New Roman" w:cs="Times New Roman"/>
           <w:i/>
+          <w:sz w:val="24"/>
+          <w:szCs w:val="24"/>
+        </w:rPr>
+        <w:t>seminar</w:t>
+      </w:r>
+      <w:r>
+        <w:rPr>
+          <w:rFonts w:ascii="Times New Roman" w:hAnsi="Times New Roman" w:cs="Times New Roman"/>
+          <w:i/>
+          <w:sz w:val="24"/>
+          <w:szCs w:val="24"/>
+        </w:rPr>
+        <w:t xml:space="preserve"> focus on various types of impairments that poses a serious challenge to the performance of FSO system for both terrestrial and space links. It also presents a recently developed technique in FSO system using orbital angular momentum to combat the effect of atmospheric turbulence.</w:t>
+      </w:r>
+    </w:p>
+    <w:p>
+      <w:pPr>
+        <w:pStyle w:val="Heading2"/>
+        <w:spacing w:before="240" w:line="360" w:lineRule="auto"/>
+        <w:ind w:left="0" w:right="39"/>
+        <w:jc w:val="both"/>
+        <w:rPr>
+          <w:rFonts w:ascii="Times New Roman" w:eastAsia="Times New Roman" w:hAnsi="Times New Roman" w:cs="Times New Roman"/>
+          <w:b/>
+          <w:i w:val="0"/>
+          <w:caps/>
+          <w:sz w:val="24"/>
+          <w:szCs w:val="24"/>
+        </w:rPr>
+      </w:pPr>
+      <w:r>
+        <w:rPr>
+          <w:rFonts w:ascii="Times New Roman" w:hAnsi="Times New Roman" w:cs="Times New Roman"/>
+          <w:b/>
+          <w:i w:val="0"/>
           <w:color w:val="000000" w:themeColor="text1"/>
           <w:sz w:val="24"/>
           <w:szCs w:val="24"/>
         </w:rPr>
-      </w:pPr>
+        <w:t>Keywords</w:t>
+      </w:r>
+      <w:r>
+        <w:rPr>
+          <w:rFonts w:ascii="Times New Roman" w:hAnsi="Times New Roman" w:cs="Times New Roman"/>
+          <w:i w:val="0"/>
+          <w:color w:val="000000" w:themeColor="text1"/>
+          <w:sz w:val="24"/>
+          <w:szCs w:val="24"/>
+        </w:rPr>
+        <w:t xml:space="preserve">: </w:t>
+      </w:r>
+      <w:r>
+        <w:rPr>
+          <w:rFonts w:ascii="Times New Roman" w:hAnsi="Times New Roman" w:cs="Times New Roman"/>
+          <w:i w:val="0"/>
+          <w:sz w:val="24"/>
+          <w:szCs w:val="24"/>
+        </w:rPr>
+        <w:t>Free Space Optics</w:t>
+      </w:r>
+      <w:r>
+        <w:rPr>
+          <w:rFonts w:ascii="Times New Roman" w:hAnsi="Times New Roman" w:cs="Times New Roman"/>
+          <w:i w:val="0"/>
+          <w:sz w:val="24"/>
+          <w:szCs w:val="24"/>
+        </w:rPr>
+        <w:t>,</w:t>
+      </w:r>
+      <w:r>
+        <w:rPr>
+          <w:rFonts w:ascii="Times New Roman" w:hAnsi="Times New Roman" w:cs="Times New Roman"/>
+          <w:b/>
+          <w:i w:val="0"/>
+          <w:sz w:val="24"/>
+          <w:szCs w:val="24"/>
+        </w:rPr>
+        <w:t xml:space="preserve"> </w:t>
+      </w:r>
+      <w:r>
+        <w:rPr>
+          <w:rFonts w:ascii="Times New Roman" w:hAnsi="Times New Roman" w:cs="Times New Roman"/>
+          <w:i w:val="0"/>
+          <w:sz w:val="24"/>
+        </w:rPr>
+        <w:t>Optical satellite communications, FSO, inter-satellite links.</w:t>
+      </w:r>
     </w:p>
     <w:p>
       <w:pPr>
@@ -1676,7 +1702,7 @@
           <w:szCs w:val="24"/>
         </w:rPr>
         <w:lastRenderedPageBreak/>
-        <w:t>INTRODUCTION</w:t>
+        <w:t>Introduction</w:t>
       </w:r>
     </w:p>
     <w:p>
@@ -1719,7 +1745,23 @@
           <w:sz w:val="24"/>
           <w:szCs w:val="24"/>
         </w:rPr>
-        <w:t>(Chan, 2006)</w:t>
+        <w:t>(Chan, 20</w:t>
+      </w:r>
+      <w:r>
+        <w:rPr>
+          <w:rFonts w:ascii="Times New Roman" w:hAnsi="Times New Roman" w:cs="Times New Roman"/>
+          <w:sz w:val="24"/>
+          <w:szCs w:val="24"/>
+        </w:rPr>
+        <w:t>1</w:t>
+      </w:r>
+      <w:r>
+        <w:rPr>
+          <w:rFonts w:ascii="Times New Roman" w:hAnsi="Times New Roman" w:cs="Times New Roman"/>
+          <w:sz w:val="24"/>
+          <w:szCs w:val="24"/>
+        </w:rPr>
+        <w:t>6)</w:t>
       </w:r>
       <w:r>
         <w:rPr>
@@ -1732,34 +1774,8 @@
     </w:p>
     <w:p>
       <w:pPr>
-        <w:pStyle w:val="Heading2"/>
         <w:spacing w:line="360" w:lineRule="auto"/>
         <w:ind w:left="0" w:right="39"/>
-        <w:jc w:val="both"/>
-        <w:rPr>
-          <w:rFonts w:ascii="Times New Roman" w:eastAsia="Times New Roman" w:hAnsi="Times New Roman" w:cs="Times New Roman"/>
-          <w:b/>
-          <w:i w:val="0"/>
-          <w:caps/>
-          <w:sz w:val="24"/>
-          <w:szCs w:val="24"/>
-        </w:rPr>
-      </w:pPr>
-      <w:r>
-        <w:rPr>
-          <w:rFonts w:ascii="Times New Roman" w:hAnsi="Times New Roman" w:cs="Times New Roman"/>
-          <w:b/>
-          <w:i w:val="0"/>
-          <w:sz w:val="24"/>
-          <w:szCs w:val="24"/>
-        </w:rPr>
-        <w:t xml:space="preserve">Free Space Optics </w:t>
-      </w:r>
-    </w:p>
-    <w:p>
-      <w:pPr>
-        <w:spacing w:line="360" w:lineRule="auto"/>
-        <w:ind w:left="0" w:right="39"/>
         <w:rPr>
           <w:rFonts w:ascii="Times New Roman" w:hAnsi="Times New Roman" w:cs="Times New Roman"/>
           <w:b/>
@@ -1899,7 +1915,39 @@
           <w:sz w:val="24"/>
           <w:szCs w:val="24"/>
         </w:rPr>
-        <w:t>), and optoelectronic sampling (</w:t>
+        <w:t>), and optoelectronic sampling</w:t>
+      </w:r>
+      <w:r>
+        <w:rPr>
+          <w:rFonts w:ascii="Times New Roman" w:hAnsi="Times New Roman" w:cs="Times New Roman"/>
+          <w:sz w:val="24"/>
+          <w:szCs w:val="24"/>
+        </w:rPr>
+        <w:t xml:space="preserve">. </w:t>
+      </w:r>
+      <w:r>
+        <w:rPr>
+          <w:rFonts w:ascii="Times New Roman" w:hAnsi="Times New Roman" w:cs="Times New Roman"/>
+          <w:sz w:val="24"/>
+          <w:szCs w:val="24"/>
+        </w:rPr>
+        <w:t>Recent developments in optical technology have advanced FSO to mainstream communications applications and make it an alternative to RF wireless</w:t>
+      </w:r>
+      <w:r>
+        <w:rPr>
+          <w:rFonts w:ascii="Times New Roman" w:hAnsi="Times New Roman" w:cs="Times New Roman"/>
+          <w:sz w:val="24"/>
+          <w:szCs w:val="24"/>
+        </w:rPr>
+        <w:t xml:space="preserve"> </w:t>
+      </w:r>
+      <w:r>
+        <w:rPr>
+          <w:rFonts w:ascii="Times New Roman" w:hAnsi="Times New Roman" w:cs="Times New Roman"/>
+          <w:sz w:val="24"/>
+          <w:szCs w:val="24"/>
+        </w:rPr>
+        <w:t>(</w:t>
       </w:r>
       <w:bookmarkStart w:id="2" w:name="_Hlk89197172"/>
       <w:r>
@@ -1908,23 +1956,7 @@
           <w:sz w:val="24"/>
           <w:szCs w:val="24"/>
         </w:rPr>
-        <w:t xml:space="preserve">Wu </w:t>
-      </w:r>
-      <w:r>
-        <w:rPr>
-          <w:rFonts w:ascii="Times New Roman" w:hAnsi="Times New Roman" w:cs="Times New Roman"/>
-          <w:sz w:val="24"/>
-          <w:szCs w:val="24"/>
-        </w:rPr>
-        <w:t>&amp;</w:t>
-      </w:r>
-      <w:r>
-        <w:rPr>
-          <w:rFonts w:ascii="Times New Roman" w:hAnsi="Times New Roman" w:cs="Times New Roman"/>
-          <w:sz w:val="24"/>
-          <w:szCs w:val="24"/>
-        </w:rPr>
-        <w:t xml:space="preserve"> Zhang</w:t>
+        <w:t>Wu &amp; Zhang</w:t>
       </w:r>
       <w:bookmarkEnd w:id="2"/>
       <w:r>
@@ -1933,32 +1965,7 @@
           <w:sz w:val="24"/>
           <w:szCs w:val="24"/>
         </w:rPr>
-        <w:t xml:space="preserve">, </w:t>
-      </w:r>
-      <w:r>
-        <w:rPr>
-          <w:rFonts w:ascii="Times New Roman" w:hAnsi="Times New Roman" w:cs="Times New Roman"/>
-          <w:sz w:val="24"/>
-          <w:szCs w:val="24"/>
-        </w:rPr>
-        <w:t>2017</w:t>
-      </w:r>
-      <w:r>
-        <w:rPr>
-          <w:rFonts w:ascii="Times New Roman" w:hAnsi="Times New Roman" w:cs="Times New Roman"/>
-          <w:sz w:val="24"/>
-          <w:szCs w:val="24"/>
-        </w:rPr>
-        <w:t>).  Recent developments in optical technology have advanced FSO to mainstream communications applications and make it an alternative to RF wireless.</w:t>
-      </w:r>
-      <w:r>
-        <w:rPr>
-          <w:rFonts w:ascii="Times New Roman" w:hAnsi="Times New Roman" w:cs="Times New Roman"/>
-          <w:b/>
-          <w:sz w:val="24"/>
-          <w:szCs w:val="24"/>
-        </w:rPr>
-        <w:t xml:space="preserve"> </w:t>
+        <w:t xml:space="preserve">, 2017).  </w:t>
       </w:r>
     </w:p>
     <w:p>
@@ -2052,6 +2059,43 @@
         </w:rPr>
         <w:t>Free Optical Space Communication</w:t>
       </w:r>
+      <w:r>
+        <w:rPr>
+          <w:rFonts w:ascii="Times New Roman" w:hAnsi="Times New Roman" w:cs="Times New Roman"/>
+          <w:sz w:val="24"/>
+        </w:rPr>
+        <w:t xml:space="preserve"> </w:t>
+      </w:r>
+      <w:r>
+        <w:rPr>
+          <w:rFonts w:ascii="Times New Roman" w:hAnsi="Times New Roman" w:cs="Times New Roman"/>
+          <w:sz w:val="24"/>
+          <w:szCs w:val="24"/>
+        </w:rPr>
+        <w:t xml:space="preserve">(Wu &amp; Zhang, 2017).  </w:t>
+      </w:r>
+    </w:p>
+    <w:p>
+      <w:pPr>
+        <w:spacing w:after="160" w:line="259" w:lineRule="auto"/>
+        <w:ind w:left="0" w:firstLine="0"/>
+        <w:jc w:val="left"/>
+        <w:rPr>
+          <w:rFonts w:ascii="Times New Roman" w:hAnsi="Times New Roman" w:cs="Times New Roman"/>
+          <w:b/>
+          <w:sz w:val="24"/>
+          <w:szCs w:val="24"/>
+        </w:rPr>
+      </w:pPr>
+      <w:r>
+        <w:rPr>
+          <w:rFonts w:ascii="Times New Roman" w:hAnsi="Times New Roman" w:cs="Times New Roman"/>
+          <w:b/>
+          <w:sz w:val="24"/>
+          <w:szCs w:val="24"/>
+        </w:rPr>
+        <w:br w:type="page"/>
+      </w:r>
     </w:p>
     <w:p>
       <w:pPr>
@@ -2088,20 +2132,20 @@
     <w:p>
       <w:pPr>
         <w:spacing w:line="360" w:lineRule="auto"/>
-        <w:ind w:left="0" w:right="39"/>
-        <w:rPr>
-          <w:rFonts w:ascii="Times New Roman" w:hAnsi="Times New Roman" w:cs="Times New Roman"/>
-          <w:sz w:val="24"/>
-          <w:szCs w:val="24"/>
-        </w:rPr>
-      </w:pPr>
-      <w:r>
-        <w:rPr>
-          <w:rFonts w:ascii="Times New Roman" w:hAnsi="Times New Roman" w:cs="Times New Roman"/>
-          <w:sz w:val="24"/>
-          <w:szCs w:val="24"/>
-        </w:rPr>
-        <w:t xml:space="preserve"> Optical fiber transmission has been the dominant technology for the past decade for data communications over long and medium distances (see Fig. 1).  However, for short distances, optical communications </w:t>
+        <w:ind w:right="39"/>
+        <w:rPr>
+          <w:rFonts w:ascii="Times New Roman" w:hAnsi="Times New Roman" w:cs="Times New Roman"/>
+          <w:sz w:val="24"/>
+          <w:szCs w:val="24"/>
+        </w:rPr>
+      </w:pPr>
+      <w:r>
+        <w:rPr>
+          <w:rFonts w:ascii="Times New Roman" w:hAnsi="Times New Roman" w:cs="Times New Roman"/>
+          <w:sz w:val="24"/>
+          <w:szCs w:val="24"/>
+        </w:rPr>
+        <w:t xml:space="preserve">Optical fiber transmission has been the dominant technology for the past decade for data communications over long and medium distances (see Fig. 1).  However, for short distances, optical communications </w:t>
       </w:r>
       <w:proofErr w:type="gramStart"/>
       <w:r>
@@ -2307,16 +2351,7 @@
           <w:sz w:val="24"/>
           <w:szCs w:val="24"/>
         </w:rPr>
-        <w:t xml:space="preserve">, which allows carriers to add nodes to the network more easily.   The mesh also allows for alternate routing, while other topologies suffer from a single point of failure.    The ring is the common topology used by the metropolitan service providers.  The backbone is represented by high-speed rings, which are fiber or FSO based.  A typical application of point-to-point link connecting two fast Ethernet-based networks is shown in Fig. 5.  A typical installation is on 4.1 km path which is essentially </w:t>
-      </w:r>
-      <w:r>
-        <w:rPr>
-          <w:rFonts w:ascii="Times New Roman" w:hAnsi="Times New Roman" w:cs="Times New Roman"/>
-          <w:sz w:val="24"/>
-          <w:szCs w:val="24"/>
-        </w:rPr>
-        <w:lastRenderedPageBreak/>
-        <w:t xml:space="preserve">horizontal and lies 50m above the street level with the wavelength of the carrier </w:t>
+        <w:t xml:space="preserve">, which allows carriers to add nodes to the network more easily.   The mesh also allows for alternate routing, while other topologies suffer from a single point of failure.    The ring is the common topology used by the metropolitan service providers.  The backbone is represented by high-speed rings, which are fiber or FSO based.  A typical installation is on 4.1 km path which is essentially horizontal and lies 50m above the street level with the wavelength of the carrier </w:t>
       </w:r>
       <w:r>
         <w:rPr>
@@ -2352,6 +2387,7 @@
           <w:sz w:val="24"/>
           <w:szCs w:val="24"/>
         </w:rPr>
+        <w:lastRenderedPageBreak/>
         <w:t xml:space="preserve">Without a doubt, optical fiber is the most reliable means of providing optical communications.   However, the digging, delays and associated costs to lay fiber often make it very expensive.  Moreover, once fiber is deployed, it becomes a "sunk" cost and cannot be re-deployed if a customer needs to relocate or switch to another service provider, making it extremely difficult to recover the investment in a reasonable timeframe.   Furthermore, most of the recent trenching to lay fiber has been to improve the metro core (backbone), while the metro access and edge have completely been ignored.  Free space optical technologies offer an effective and economical way to address the "last mile" bottleneck by connecting to fiber backbone infrastructure directly to customer premises. FSO network is designed with short optical links (typically range from 200 to 2000 m), whereas fiber optic cable can be used for long-haul </w:t>
       </w:r>
       <w:r>
@@ -2437,7 +2473,23 @@
           <w:sz w:val="24"/>
           <w:szCs w:val="24"/>
         </w:rPr>
-        <w:t xml:space="preserve">, 2001). </w:t>
+        <w:t>, 20</w:t>
+      </w:r>
+      <w:r>
+        <w:rPr>
+          <w:rFonts w:ascii="Times New Roman" w:hAnsi="Times New Roman" w:cs="Times New Roman"/>
+          <w:sz w:val="24"/>
+          <w:szCs w:val="24"/>
+        </w:rPr>
+        <w:t>2</w:t>
+      </w:r>
+      <w:r>
+        <w:rPr>
+          <w:rFonts w:ascii="Times New Roman" w:hAnsi="Times New Roman" w:cs="Times New Roman"/>
+          <w:sz w:val="24"/>
+          <w:szCs w:val="24"/>
+        </w:rPr>
+        <w:t xml:space="preserve">1). </w:t>
       </w:r>
     </w:p>
     <w:tbl>
@@ -3587,7 +3639,7 @@
           <w:sz w:val="24"/>
           <w:szCs w:val="24"/>
         </w:rPr>
-        <w:t xml:space="preserve"> LED and a telescope that transmits light through the atmosphere to another telescope that receives the information.  At that point, the receiving </w:t>
+        <w:t xml:space="preserve"> LED and a telescope that transmits light through the atmosphere to another telescope that receives the information.  At that point, the receiving telescope connects to a high-sensitivity receiver through an optical fiber. At the source, the visible or IR energy is modulated with the data to be transmitted. At the destination, the beam </w:t>
       </w:r>
       <w:r>
         <w:rPr>
@@ -3596,15 +3648,31 @@
           <w:szCs w:val="24"/>
         </w:rPr>
         <w:lastRenderedPageBreak/>
-        <w:t>telescope connects to a high-sensitivity receiver through an optical fiber. At the source, the visible or IR energy is modulated with the data to be transmitted. At the destination, the beam is intercepted by a photodetector, the data is extracted from the visible or IR beam (demodulated), and the resulting signal is amplified and sent to the hardware.   If the energy source does not produce a sufficiently parallel beam to travel the required distance, collimation can be done with lenses</w:t>
-      </w:r>
-      <w:r>
-        <w:rPr>
-          <w:rFonts w:ascii="Times New Roman" w:hAnsi="Times New Roman" w:cs="Times New Roman"/>
-          <w:sz w:val="24"/>
-          <w:szCs w:val="24"/>
-        </w:rPr>
-        <w:t xml:space="preserve"> (Wisely, 2008)</w:t>
+        <w:t>is intercepted by a photodetector, the data is extracted from the visible or IR beam (demodulated), and the resulting signal is amplified and sent to the hardware.   If the energy source does not produce a sufficiently parallel beam to travel the required distance, collimation can be done with lenses</w:t>
+      </w:r>
+      <w:r>
+        <w:rPr>
+          <w:rFonts w:ascii="Times New Roman" w:hAnsi="Times New Roman" w:cs="Times New Roman"/>
+          <w:sz w:val="24"/>
+          <w:szCs w:val="24"/>
+        </w:rPr>
+        <w:t xml:space="preserve"> (Wisely, 20</w:t>
+      </w:r>
+      <w:r>
+        <w:rPr>
+          <w:rFonts w:ascii="Times New Roman" w:hAnsi="Times New Roman" w:cs="Times New Roman"/>
+          <w:sz w:val="24"/>
+          <w:szCs w:val="24"/>
+        </w:rPr>
+        <w:t>1</w:t>
+      </w:r>
+      <w:r>
+        <w:rPr>
+          <w:rFonts w:ascii="Times New Roman" w:hAnsi="Times New Roman" w:cs="Times New Roman"/>
+          <w:sz w:val="24"/>
+          <w:szCs w:val="24"/>
+        </w:rPr>
+        <w:t>8)</w:t>
       </w:r>
       <w:r>
         <w:rPr>
@@ -3737,6 +3805,8 @@
         </w:rPr>
         <w:t xml:space="preserve">Cost is a major advantage.  Significantly lower cost on average than the construction of a new fiber optical solution, or leased lines.  With FSO, there is also no capital overhang. </w:t>
       </w:r>
+      <w:bookmarkStart w:id="5" w:name="_GoBack"/>
+      <w:bookmarkEnd w:id="5"/>
     </w:p>
     <w:p>
       <w:pPr>
@@ -4040,7 +4110,7 @@
         </w:rPr>
         <w:t xml:space="preserve"> The market forces behind FSO networks include (</w:t>
       </w:r>
-      <w:bookmarkStart w:id="5" w:name="_Hlk89197799"/>
+      <w:bookmarkStart w:id="6" w:name="_Hlk89197799"/>
       <w:r>
         <w:rPr>
           <w:rFonts w:ascii="Times New Roman" w:hAnsi="Times New Roman" w:cs="Times New Roman"/>
@@ -4091,7 +4161,7 @@
         </w:rPr>
         <w:t xml:space="preserve"> </w:t>
       </w:r>
-      <w:bookmarkEnd w:id="5"/>
+      <w:bookmarkEnd w:id="6"/>
       <w:r>
         <w:rPr>
           <w:rFonts w:ascii="Times New Roman" w:hAnsi="Times New Roman" w:cs="Times New Roman"/>
@@ -4334,6 +4404,29 @@
     </w:p>
     <w:p>
       <w:pPr>
+        <w:spacing w:after="160" w:line="259" w:lineRule="auto"/>
+        <w:ind w:left="0" w:firstLine="0"/>
+        <w:jc w:val="left"/>
+        <w:rPr>
+          <w:rFonts w:ascii="Times New Roman" w:hAnsi="Times New Roman" w:cs="Times New Roman"/>
+          <w:b/>
+          <w:sz w:val="24"/>
+          <w:szCs w:val="24"/>
+        </w:rPr>
+      </w:pPr>
+      <w:r>
+        <w:rPr>
+          <w:rFonts w:ascii="Times New Roman" w:hAnsi="Times New Roman" w:cs="Times New Roman"/>
+          <w:b/>
+          <w:i/>
+          <w:sz w:val="24"/>
+          <w:szCs w:val="24"/>
+        </w:rPr>
+        <w:br w:type="page"/>
+      </w:r>
+    </w:p>
+    <w:p>
+      <w:pPr>
         <w:pStyle w:val="Heading2"/>
         <w:spacing w:line="360" w:lineRule="auto"/>
         <w:ind w:left="0" w:right="39"/>
@@ -4355,6 +4448,7 @@
           <w:sz w:val="24"/>
           <w:szCs w:val="24"/>
         </w:rPr>
+        <w:lastRenderedPageBreak/>
         <w:t>Advantages</w:t>
       </w:r>
       <w:r>
@@ -4421,16 +4515,7 @@
           <w:sz w:val="24"/>
           <w:szCs w:val="24"/>
         </w:rPr>
-        <w:t xml:space="preserve">system offers several advantages over RF system. The major difference between FSO and RF communication arises from the large difference in the </w:t>
-      </w:r>
-      <w:r>
-        <w:rPr>
-          <w:rFonts w:ascii="Times New Roman" w:hAnsi="Times New Roman" w:cs="Times New Roman"/>
-          <w:sz w:val="24"/>
-          <w:szCs w:val="24"/>
-        </w:rPr>
-        <w:lastRenderedPageBreak/>
-        <w:t xml:space="preserve">wavelength. For FSO system, under clear weather conditions (visibility &gt; 10 miles), the atmospheric transmission window lies in the near infrared wavelength range between 700 nm to 1600 nm. The transmission window for RF system lies between 30 mm to 3 m. Therefore, RF wavelength is </w:t>
+        <w:t xml:space="preserve">system offers several advantages over RF system. The major difference between FSO and RF communication arises from the large difference in the wavelength. For FSO system, under clear weather conditions (visibility &gt; 10 miles), the atmospheric transmission window lies in the near infrared wavelength range between 700 nm to 1600 nm. The transmission window for RF system lies between 30 mm to 3 m. Therefore, RF wavelength is </w:t>
       </w:r>
       <w:r>
         <w:rPr>
@@ -4451,12 +4536,8 @@
     </w:p>
     <w:p>
       <w:pPr>
-        <w:numPr>
-          <w:ilvl w:val="0"/>
-          <w:numId w:val="3"/>
-        </w:numPr>
         <w:spacing w:line="360" w:lineRule="auto"/>
-        <w:ind w:left="720" w:right="39" w:hanging="730"/>
+        <w:ind w:left="-10" w:right="39" w:firstLine="0"/>
         <w:rPr>
           <w:rFonts w:ascii="Times New Roman" w:hAnsi="Times New Roman" w:cs="Times New Roman"/>
           <w:sz w:val="24"/>
@@ -4560,12 +4641,8 @@
     </w:p>
     <w:p>
       <w:pPr>
-        <w:numPr>
-          <w:ilvl w:val="0"/>
-          <w:numId w:val="3"/>
-        </w:numPr>
         <w:spacing w:line="360" w:lineRule="auto"/>
-        <w:ind w:left="720" w:right="39" w:hanging="730"/>
+        <w:ind w:left="-10" w:right="39" w:firstLine="0"/>
         <w:rPr>
           <w:rFonts w:ascii="Times New Roman" w:hAnsi="Times New Roman" w:cs="Times New Roman"/>
           <w:sz w:val="24"/>
@@ -4689,12 +4766,8 @@
     </w:p>
     <w:p>
       <w:pPr>
-        <w:numPr>
-          <w:ilvl w:val="0"/>
-          <w:numId w:val="3"/>
-        </w:numPr>
         <w:spacing w:line="360" w:lineRule="auto"/>
-        <w:ind w:left="720" w:right="39" w:hanging="730"/>
+        <w:ind w:left="-10" w:right="39" w:firstLine="0"/>
         <w:rPr>
           <w:rFonts w:ascii="Times New Roman" w:hAnsi="Times New Roman" w:cs="Times New Roman"/>
           <w:sz w:val="24"/>
@@ -4763,12 +4836,8 @@
     </w:p>
     <w:p>
       <w:pPr>
-        <w:numPr>
-          <w:ilvl w:val="0"/>
-          <w:numId w:val="3"/>
-        </w:numPr>
         <w:spacing w:after="58" w:line="360" w:lineRule="auto"/>
-        <w:ind w:left="720" w:right="39" w:hanging="730"/>
+        <w:ind w:left="-10" w:right="39" w:firstLine="0"/>
         <w:rPr>
           <w:rFonts w:ascii="Times New Roman" w:hAnsi="Times New Roman" w:cs="Times New Roman"/>
           <w:sz w:val="24"/>
@@ -4811,25 +4880,30 @@
     </w:p>
     <w:p>
       <w:pPr>
-        <w:numPr>
-          <w:ilvl w:val="0"/>
-          <w:numId w:val="3"/>
-        </w:numPr>
         <w:spacing w:line="360" w:lineRule="auto"/>
-        <w:ind w:left="720" w:right="39" w:hanging="730"/>
-        <w:rPr>
-          <w:rFonts w:ascii="Times New Roman" w:hAnsi="Times New Roman" w:cs="Times New Roman"/>
-          <w:sz w:val="24"/>
-          <w:szCs w:val="24"/>
-        </w:rPr>
-      </w:pPr>
-      <w:r>
-        <w:rPr>
-          <w:rFonts w:ascii="Times New Roman" w:hAnsi="Times New Roman" w:cs="Times New Roman"/>
-          <w:sz w:val="24"/>
-          <w:szCs w:val="24"/>
-        </w:rPr>
-        <w:t>Unlicensed spectrum: In RF system, interference</w:t>
+        <w:ind w:left="-10" w:right="39" w:firstLine="0"/>
+        <w:rPr>
+          <w:rFonts w:ascii="Times New Roman" w:hAnsi="Times New Roman" w:cs="Times New Roman"/>
+          <w:sz w:val="24"/>
+          <w:szCs w:val="24"/>
+        </w:rPr>
+      </w:pPr>
+      <w:r>
+        <w:rPr>
+          <w:rFonts w:ascii="Times New Roman" w:hAnsi="Times New Roman" w:cs="Times New Roman"/>
+          <w:b/>
+          <w:sz w:val="24"/>
+          <w:szCs w:val="24"/>
+        </w:rPr>
+        <w:t>Unlicensed spectrum:</w:t>
+      </w:r>
+      <w:r>
+        <w:rPr>
+          <w:rFonts w:ascii="Times New Roman" w:hAnsi="Times New Roman" w:cs="Times New Roman"/>
+          <w:sz w:val="24"/>
+          <w:szCs w:val="24"/>
+        </w:rPr>
+        <w:t xml:space="preserve"> In RF system, interference</w:t>
       </w:r>
       <w:r>
         <w:rPr>
@@ -4866,26 +4940,31 @@
     </w:p>
     <w:p>
       <w:pPr>
-        <w:numPr>
-          <w:ilvl w:val="0"/>
-          <w:numId w:val="3"/>
-        </w:numPr>
         <w:spacing w:after="33" w:line="360" w:lineRule="auto"/>
-        <w:ind w:left="720" w:right="39" w:hanging="730"/>
-        <w:rPr>
-          <w:rFonts w:ascii="Times New Roman" w:hAnsi="Times New Roman" w:cs="Times New Roman"/>
-          <w:sz w:val="24"/>
-          <w:szCs w:val="24"/>
-        </w:rPr>
-      </w:pPr>
-      <w:r>
-        <w:rPr>
-          <w:rFonts w:ascii="Times New Roman" w:hAnsi="Times New Roman" w:cs="Times New Roman"/>
+        <w:ind w:left="-10" w:right="39" w:firstLine="0"/>
+        <w:rPr>
+          <w:rFonts w:ascii="Times New Roman" w:hAnsi="Times New Roman" w:cs="Times New Roman"/>
+          <w:sz w:val="24"/>
+          <w:szCs w:val="24"/>
+        </w:rPr>
+      </w:pPr>
+      <w:r>
+        <w:rPr>
+          <w:rFonts w:ascii="Times New Roman" w:hAnsi="Times New Roman" w:cs="Times New Roman"/>
+          <w:b/>
           <w:sz w:val="24"/>
           <w:szCs w:val="24"/>
         </w:rPr>
         <w:lastRenderedPageBreak/>
-        <w:t xml:space="preserve">High Security: FSO communication </w:t>
+        <w:t>High Security:</w:t>
+      </w:r>
+      <w:r>
+        <w:rPr>
+          <w:rFonts w:ascii="Times New Roman" w:hAnsi="Times New Roman" w:cs="Times New Roman"/>
+          <w:sz w:val="24"/>
+          <w:szCs w:val="24"/>
+        </w:rPr>
+        <w:t xml:space="preserve"> FSO communication </w:t>
       </w:r>
       <w:r>
         <w:rPr>
@@ -5221,18 +5300,7 @@
           <w:sz w:val="24"/>
           <w:szCs w:val="24"/>
         </w:rPr>
-        <w:t>Energy Consumptio</w:t>
-      </w:r>
-      <w:bookmarkStart w:id="6" w:name="_GoBack"/>
-      <w:bookmarkEnd w:id="6"/>
-      <w:r>
-        <w:rPr>
-          <w:rFonts w:ascii="Times New Roman" w:hAnsi="Times New Roman" w:cs="Times New Roman"/>
-          <w:b/>
-          <w:sz w:val="24"/>
-          <w:szCs w:val="24"/>
-        </w:rPr>
-        <w:t>n:</w:t>
+        <w:t>Energy Consumption:</w:t>
       </w:r>
       <w:r>
         <w:rPr>
@@ -5273,7 +5341,7 @@
     </w:p>
     <w:p>
       <w:pPr>
-        <w:spacing w:line="360" w:lineRule="auto"/>
+        <w:spacing w:before="240" w:line="360" w:lineRule="auto"/>
         <w:ind w:left="0" w:firstLine="0"/>
         <w:rPr>
           <w:rFonts w:ascii="Times New Roman" w:hAnsi="Times New Roman" w:cs="Times New Roman"/>
@@ -5934,7 +6002,23 @@
           <w:sz w:val="24"/>
           <w:szCs w:val="24"/>
         </w:rPr>
-        <w:t xml:space="preserve">Buckley, R. (2001). Indoor optical wireless communications. </w:t>
+        <w:t>Buckley, R. (20</w:t>
+      </w:r>
+      <w:r>
+        <w:rPr>
+          <w:rFonts w:ascii="Times New Roman" w:hAnsi="Times New Roman" w:cs="Times New Roman"/>
+          <w:sz w:val="24"/>
+          <w:szCs w:val="24"/>
+        </w:rPr>
+        <w:t>2</w:t>
+      </w:r>
+      <w:r>
+        <w:rPr>
+          <w:rFonts w:ascii="Times New Roman" w:hAnsi="Times New Roman" w:cs="Times New Roman"/>
+          <w:sz w:val="24"/>
+          <w:szCs w:val="24"/>
+        </w:rPr>
+        <w:t xml:space="preserve">1). Indoor optical wireless communications. </w:t>
       </w:r>
       <w:r>
         <w:rPr>
@@ -5970,7 +6054,23 @@
           <w:sz w:val="24"/>
           <w:szCs w:val="24"/>
         </w:rPr>
-        <w:t xml:space="preserve">Chan, S. (2006). Free-space optical communications. </w:t>
+        <w:t>Chan, S. (20</w:t>
+      </w:r>
+      <w:r>
+        <w:rPr>
+          <w:rFonts w:ascii="Times New Roman" w:hAnsi="Times New Roman" w:cs="Times New Roman"/>
+          <w:sz w:val="24"/>
+          <w:szCs w:val="24"/>
+        </w:rPr>
+        <w:t>1</w:t>
+      </w:r>
+      <w:r>
+        <w:rPr>
+          <w:rFonts w:ascii="Times New Roman" w:hAnsi="Times New Roman" w:cs="Times New Roman"/>
+          <w:sz w:val="24"/>
+          <w:szCs w:val="24"/>
+        </w:rPr>
+        <w:t xml:space="preserve">6). Free-space optical communications. </w:t>
       </w:r>
       <w:r>
         <w:rPr>
@@ -6406,7 +6506,23 @@
           <w:sz w:val="24"/>
           <w:szCs w:val="24"/>
         </w:rPr>
-        <w:t>Wisely, I. (2008). Optical Wireless: The story so far.</w:t>
+        <w:t>Wisely, I. (20</w:t>
+      </w:r>
+      <w:r>
+        <w:rPr>
+          <w:rFonts w:ascii="Times New Roman" w:hAnsi="Times New Roman" w:cs="Times New Roman"/>
+          <w:sz w:val="24"/>
+          <w:szCs w:val="24"/>
+        </w:rPr>
+        <w:t>1</w:t>
+      </w:r>
+      <w:r>
+        <w:rPr>
+          <w:rFonts w:ascii="Times New Roman" w:hAnsi="Times New Roman" w:cs="Times New Roman"/>
+          <w:sz w:val="24"/>
+          <w:szCs w:val="24"/>
+        </w:rPr>
+        <w:t>8). Optical Wireless: The story so far.</w:t>
       </w:r>
       <w:r>
         <w:rPr>
@@ -8794,7 +8910,6 @@
     <w:next w:val="Normal"/>
     <w:link w:val="Heading2Char"/>
     <w:uiPriority w:val="9"/>
-    <w:semiHidden/>
     <w:unhideWhenUsed/>
     <w:qFormat/>
     <w:rsid w:val="00DE738C"/>
@@ -8856,7 +8971,6 @@
     <w:basedOn w:val="DefaultParagraphFont"/>
     <w:link w:val="Heading2"/>
     <w:uiPriority w:val="9"/>
-    <w:semiHidden/>
     <w:rsid w:val="00DE738C"/>
     <w:rPr>
       <w:rFonts w:ascii="Calibri" w:eastAsia="Calibri" w:hAnsi="Calibri" w:cs="Calibri"/>
